--- a/static/modelos_procuracao/substabelecimento_com_reserva_sigma.docx
+++ b/static/modelos_procuracao/substabelecimento_com_reserva_sigma.docx
@@ -206,7 +206,7 @@
         <w:rPr>
           <w:rFonts w:ascii="Times New Roman" w:hAnsi="Times New Roman" w:cs="Times New Roman"/>
         </w:rPr>
-        <w:t xml:space="preserve">rva de poderes, em favor de </w:t>
+        <w:t>rva de poderes, em favor de {{NOME_SUBSTABELECIDO}}</w:t>
       </w:r>
       <w:sdt>
         <w:sdtPr>
@@ -236,7 +236,7 @@
         <w:rPr>
           <w:rFonts w:ascii="Times New Roman" w:hAnsi="Times New Roman" w:cs="Times New Roman"/>
         </w:rPr>
-        <w:t xml:space="preserve">, inscrito no CPF </w:t>
+        <w:t>, inscrito no CPF {{CPF_SUBSTABELECIDO}}</w:t>
       </w:r>
       <w:sdt>
         <w:sdtPr>
@@ -265,7 +265,7 @@
         <w:rPr>
           <w:rFonts w:ascii="Times New Roman" w:hAnsi="Times New Roman" w:cs="Times New Roman"/>
         </w:rPr>
-        <w:t xml:space="preserve">, portador do RG </w:t>
+        <w:t>, portador do RG {{RG_SUBSTABELECIDO}}</w:t>
       </w:r>
       <w:sdt>
         <w:sdtPr>
@@ -343,7 +343,7 @@
           <w:color w:val="000000" w:themeColor="text1"/>
           <w:shd w:val="clear" w:color="auto" w:fill="FFFFFF"/>
         </w:rPr>
-        <w:t xml:space="preserve"> </w:t>
+        <w:t xml:space="preserve"> {{EMPRESA_CONCEDENTE}}</w:t>
       </w:r>
       <w:sdt>
         <w:sdtPr>
@@ -415,7 +415,7 @@
           <w:color w:val="000000" w:themeColor="text1"/>
           <w:shd w:val="clear" w:color="auto" w:fill="FFFFFF"/>
         </w:rPr>
-        <w:t xml:space="preserve"> </w:t>
+        <w:t xml:space="preserve"> {{CNPJ_CONCEDENTE}}</w:t>
       </w:r>
       <w:sdt>
         <w:sdtPr>
@@ -498,7 +498,7 @@
         <w:rPr>
           <w:rFonts w:ascii="Times New Roman" w:eastAsia="Times New Roman" w:hAnsi="Times New Roman" w:cs="Times New Roman"/>
         </w:rPr>
-        <w:t xml:space="preserve"> </w:t>
+        <w:t xml:space="preserve"> {{PODERES}}</w:t>
       </w:r>
     </w:p>
     <w:p>
@@ -527,7 +527,7 @@
           <w:color w:val="000000" w:themeColor="text1"/>
           <w:lang w:eastAsia="pt-BR"/>
         </w:rPr>
-        <w:t xml:space="preserve"> por </w:t>
+        <w:t xml:space="preserve"> por {{VIGENCIA}}</w:t>
       </w:r>
       <w:sdt>
         <w:sdtPr>
@@ -632,15 +632,15 @@
           <w:color w:val="000000" w:themeColor="text1"/>
           <w:lang w:eastAsia="pt-BR"/>
         </w:rPr>
-        <w:t>Goiânia/GO</w:t>
-      </w:r>
-      <w:r>
-        <w:rPr>
-          <w:rFonts w:ascii="Times New Roman" w:eastAsia="Times New Roman" w:hAnsi="Times New Roman" w:cs="Times New Roman"/>
-          <w:color w:val="000000" w:themeColor="text1"/>
-          <w:lang w:eastAsia="pt-BR"/>
-        </w:rPr>
-        <w:t xml:space="preserve">, </w:t>
+        <w:t>Goiânia</w:t>
+      </w:r>
+      <w:r>
+        <w:rPr>
+          <w:rFonts w:ascii="Times New Roman" w:eastAsia="Times New Roman" w:hAnsi="Times New Roman" w:cs="Times New Roman"/>
+          <w:color w:val="000000" w:themeColor="text1"/>
+          <w:lang w:eastAsia="pt-BR"/>
+        </w:rPr>
+        <w:t>, {{DATA_EXTENSO}}</w:t>
       </w:r>
       <w:sdt>
         <w:sdtPr>
@@ -673,7 +673,6 @@
           <w:color w:val="000000" w:themeColor="text1"/>
           <w:lang w:eastAsia="pt-BR"/>
         </w:rPr>
-        <w:t>.</w:t>
       </w:r>
     </w:p>
     <w:p>

--- a/static/modelos_procuracao/substabelecimento_com_reserva_sigma.docx
+++ b/static/modelos_procuracao/substabelecimento_com_reserva_sigma.docx
@@ -208,88 +208,18 @@
         </w:rPr>
         <w:t>rva de poderes, em favor de {{NOME_SUBSTABELECIDO}}</w:t>
       </w:r>
-      <w:sdt>
-        <w:sdtPr>
-          <w:rPr>
-            <w:rFonts w:ascii="Times New Roman" w:hAnsi="Times New Roman" w:cs="Times New Roman"/>
-          </w:rPr>
-          <w:id w:val="-1430663266"/>
-          <w:placeholder>
-            <w:docPart w:val="B88FEA1445BB41AB851FD665C86474AF"/>
-          </w:placeholder>
-          <w:showingPlcHdr/>
-        </w:sdtPr>
-        <w:sdtEndPr/>
-        <w:sdtContent>
-          <w:r>
-            <w:rPr>
-              <w:rStyle w:val="TextodoEspaoReservado"/>
-              <w:rFonts w:ascii="Times New Roman" w:hAnsi="Times New Roman" w:cs="Times New Roman"/>
-              <w:b/>
-              <w:color w:val="C00000"/>
-            </w:rPr>
-            <w:t>Nome Completo</w:t>
-          </w:r>
-        </w:sdtContent>
-      </w:sdt>
       <w:r>
         <w:rPr>
           <w:rFonts w:ascii="Times New Roman" w:hAnsi="Times New Roman" w:cs="Times New Roman"/>
         </w:rPr>
         <w:t>, inscrito no CPF {{CPF_SUBSTABELECIDO}}</w:t>
       </w:r>
-      <w:sdt>
-        <w:sdtPr>
-          <w:rPr>
-            <w:rFonts w:ascii="Times New Roman" w:hAnsi="Times New Roman" w:cs="Times New Roman"/>
-          </w:rPr>
-          <w:id w:val="2111933569"/>
-          <w:placeholder>
-            <w:docPart w:val="2E6411F674054C9896654547C98D8979"/>
-          </w:placeholder>
-          <w:showingPlcHdr/>
-        </w:sdtPr>
-        <w:sdtEndPr/>
-        <w:sdtContent>
-          <w:r>
-            <w:rPr>
-              <w:rStyle w:val="TextodoEspaoReservado"/>
-              <w:rFonts w:ascii="Times New Roman" w:hAnsi="Times New Roman" w:cs="Times New Roman"/>
-              <w:color w:val="C00000"/>
-            </w:rPr>
-            <w:t>000.000.000-00.</w:t>
-          </w:r>
-        </w:sdtContent>
-      </w:sdt>
       <w:r>
         <w:rPr>
           <w:rFonts w:ascii="Times New Roman" w:hAnsi="Times New Roman" w:cs="Times New Roman"/>
         </w:rPr>
         <w:t>, portador do RG {{RG_SUBSTABELECIDO}}</w:t>
       </w:r>
-      <w:sdt>
-        <w:sdtPr>
-          <w:rPr>
-            <w:rFonts w:ascii="Times New Roman" w:hAnsi="Times New Roman" w:cs="Times New Roman"/>
-          </w:rPr>
-          <w:id w:val="-2032564149"/>
-          <w:placeholder>
-            <w:docPart w:val="C52C2DA22B4449438E678F090F57462C"/>
-          </w:placeholder>
-          <w:showingPlcHdr/>
-        </w:sdtPr>
-        <w:sdtEndPr/>
-        <w:sdtContent>
-          <w:r>
-            <w:rPr>
-              <w:rStyle w:val="TextodoEspaoReservado"/>
-              <w:rFonts w:ascii="Times New Roman" w:hAnsi="Times New Roman" w:cs="Times New Roman"/>
-              <w:color w:val="C00000"/>
-            </w:rPr>
-            <w:t>000000-0 SSP/GO</w:t>
-          </w:r>
-        </w:sdtContent>
-      </w:sdt>
       <w:r>
         <w:rPr>
           <w:rFonts w:ascii="Times New Roman" w:hAnsi="Times New Roman" w:cs="Times New Roman"/>
@@ -345,39 +275,6 @@
         </w:rPr>
         <w:t xml:space="preserve"> {{EMPRESA_CONCEDENTE}}</w:t>
       </w:r>
-      <w:sdt>
-        <w:sdtPr>
-          <w:rPr>
-            <w:rFonts w:ascii="Times New Roman" w:hAnsi="Times New Roman" w:cs="Times New Roman"/>
-          </w:rPr>
-          <w:id w:val="-438221837"/>
-          <w:placeholder>
-            <w:docPart w:val="3071F33AA319403D9CD10CE88FB58657"/>
-          </w:placeholder>
-          <w:temporary/>
-          <w:showingPlcHdr/>
-          <w:text/>
-        </w:sdtPr>
-        <w:sdtEndPr>
-          <w:rPr>
-            <w:rFonts w:eastAsia="Times New Roman"/>
-            <w:b/>
-            <w:bCs/>
-            <w:color w:val="000000" w:themeColor="text1"/>
-            <w:shd w:val="clear" w:color="auto" w:fill="FFFFFF"/>
-          </w:rPr>
-        </w:sdtEndPr>
-        <w:sdtContent>
-          <w:r>
-            <w:rPr>
-              <w:rStyle w:val="TextodoEspaoReservado"/>
-              <w:rFonts w:ascii="Times New Roman" w:hAnsi="Times New Roman" w:cs="Times New Roman"/>
-              <w:color w:val="C00000"/>
-            </w:rPr>
-            <w:t>razão social da empresa</w:t>
-          </w:r>
-        </w:sdtContent>
-      </w:sdt>
       <w:r>
         <w:rPr>
           <w:rFonts w:ascii="Times New Roman" w:eastAsia="Times New Roman" w:hAnsi="Times New Roman" w:cs="Times New Roman"/>
@@ -417,34 +314,6 @@
         </w:rPr>
         <w:t xml:space="preserve"> {{CNPJ_CONCEDENTE}}</w:t>
       </w:r>
-      <w:sdt>
-        <w:sdtPr>
-          <w:rPr>
-            <w:rFonts w:ascii="Times New Roman" w:eastAsia="Times New Roman" w:hAnsi="Times New Roman" w:cs="Times New Roman"/>
-            <w:b/>
-            <w:bCs/>
-            <w:color w:val="000000" w:themeColor="text1"/>
-            <w:shd w:val="clear" w:color="auto" w:fill="FFFFFF"/>
-          </w:rPr>
-          <w:id w:val="951823079"/>
-          <w:placeholder>
-            <w:docPart w:val="05E9D72AC04B492A8BF8A2DEF17FC27E"/>
-          </w:placeholder>
-          <w:showingPlcHdr/>
-          <w:text/>
-        </w:sdtPr>
-        <w:sdtEndPr/>
-        <w:sdtContent>
-          <w:r>
-            <w:rPr>
-              <w:rStyle w:val="TextodoEspaoReservado"/>
-              <w:rFonts w:ascii="Times New Roman" w:hAnsi="Times New Roman" w:cs="Times New Roman"/>
-              <w:color w:val="C00000"/>
-            </w:rPr>
-            <w:t>número do CNPJ</w:t>
-          </w:r>
-        </w:sdtContent>
-      </w:sdt>
       <w:r>
         <w:rPr>
           <w:rFonts w:ascii="Times New Roman" w:eastAsia="Times New Roman" w:hAnsi="Times New Roman" w:cs="Times New Roman"/>
@@ -471,29 +340,6 @@
           <w:lang w:eastAsia="pt-BR"/>
         </w:rPr>
       </w:pPr>
-      <w:sdt>
-        <w:sdtPr>
-          <w:rPr>
-            <w:rFonts w:ascii="Times New Roman" w:eastAsia="Times New Roman" w:hAnsi="Times New Roman" w:cs="Times New Roman"/>
-          </w:rPr>
-          <w:id w:val="579719936"/>
-          <w:placeholder>
-            <w:docPart w:val="5CFEB3FEC51C4186B7FFAF6F66D90EC7"/>
-          </w:placeholder>
-          <w:showingPlcHdr/>
-        </w:sdtPr>
-        <w:sdtEndPr/>
-        <w:sdtContent>
-          <w:r>
-            <w:rPr>
-              <w:rStyle w:val="TextodoEspaoReservado"/>
-              <w:rFonts w:ascii="Times New Roman" w:hAnsi="Times New Roman" w:cs="Times New Roman"/>
-              <w:color w:val="C00000"/>
-            </w:rPr>
-            <w:t>DESCREVER O NOME DO ÓRGÃO E O SERVIÇO A SER REALIZADO.</w:t>
-          </w:r>
-        </w:sdtContent>
-      </w:sdt>
       <w:r>
         <w:rPr>
           <w:rFonts w:ascii="Times New Roman" w:eastAsia="Times New Roman" w:hAnsi="Times New Roman" w:cs="Times New Roman"/>
@@ -529,31 +375,6 @@
         </w:rPr>
         <w:t xml:space="preserve"> por {{VIGENCIA}}</w:t>
       </w:r>
-      <w:sdt>
-        <w:sdtPr>
-          <w:rPr>
-            <w:rFonts w:ascii="Times New Roman" w:eastAsia="Times New Roman" w:hAnsi="Times New Roman" w:cs="Times New Roman"/>
-            <w:color w:val="000000" w:themeColor="text1"/>
-            <w:lang w:eastAsia="pt-BR"/>
-          </w:rPr>
-          <w:id w:val="208624727"/>
-          <w:placeholder>
-            <w:docPart w:val="E33BADAEFE4549719712181DCEE30FD6"/>
-          </w:placeholder>
-          <w:showingPlcHdr/>
-        </w:sdtPr>
-        <w:sdtEndPr/>
-        <w:sdtContent>
-          <w:r>
-            <w:rPr>
-              <w:rStyle w:val="TextodoEspaoReservado"/>
-              <w:rFonts w:ascii="Times New Roman" w:hAnsi="Times New Roman" w:cs="Times New Roman"/>
-              <w:color w:val="C00000"/>
-            </w:rPr>
-            <w:t>indicar a quantidade de dias</w:t>
-          </w:r>
-        </w:sdtContent>
-      </w:sdt>
       <w:r>
         <w:rPr>
           <w:rFonts w:ascii="Times New Roman" w:eastAsia="Times New Roman" w:hAnsi="Times New Roman" w:cs="Times New Roman"/>
@@ -642,31 +463,6 @@
         </w:rPr>
         <w:t>, {{DATA_EXTENSO}}</w:t>
       </w:r>
-      <w:sdt>
-        <w:sdtPr>
-          <w:rPr>
-            <w:rFonts w:ascii="Times New Roman" w:eastAsia="Times New Roman" w:hAnsi="Times New Roman" w:cs="Times New Roman"/>
-            <w:color w:val="000000" w:themeColor="text1"/>
-            <w:lang w:eastAsia="pt-BR"/>
-          </w:rPr>
-          <w:id w:val="-1824196597"/>
-          <w:placeholder>
-            <w:docPart w:val="D4A5D66BEB894D458356A4560A6DF8F1"/>
-          </w:placeholder>
-          <w:showingPlcHdr/>
-        </w:sdtPr>
-        <w:sdtEndPr/>
-        <w:sdtContent>
-          <w:r>
-            <w:rPr>
-              <w:rStyle w:val="TextodoEspaoReservado"/>
-              <w:rFonts w:ascii="Times New Roman" w:hAnsi="Times New Roman" w:cs="Times New Roman"/>
-              <w:color w:val="C00000"/>
-            </w:rPr>
-            <w:t>dia/mês/ano</w:t>
-          </w:r>
-        </w:sdtContent>
-      </w:sdt>
       <w:r>
         <w:rPr>
           <w:rFonts w:ascii="Times New Roman" w:eastAsia="Times New Roman" w:hAnsi="Times New Roman" w:cs="Times New Roman"/>
